--- a/docs/misiones_completadas/4.1.docx
+++ b/docs/misiones_completadas/4.1.docx
@@ -260,6 +260,13 @@
           <w:szCs w:val="32"/>
         </w:rPr>
         <w:t>Raul Iván Herrera</w:t>
+      </w:r>
+      <w:r>
+        <w:rPr>
+          <w:sz w:val="32"/>
+          <w:szCs w:val="32"/>
+        </w:rPr>
+        <w:t xml:space="preserve"> González</w:t>
       </w:r>
     </w:p>
     <w:p>
@@ -556,6 +563,12 @@
           <w:lang w:val="es-419"/>
         </w:rPr>
       </w:pPr>
+      <w:r>
+        <w:rPr>
+          <w:lang w:val="es-419"/>
+        </w:rPr>
+        <w:t xml:space="preserve">La vida universitaria en la actualidad normalmente conlleva muchas responsabilidades </w:t>
+      </w:r>
     </w:p>
     <w:p>
       <w:pPr>
@@ -576,12 +589,12 @@
       <w:pPr>
         <w:pStyle w:val="Ttulo1"/>
         <w:rPr>
-          <w:lang w:val="en-US"/>
-        </w:rPr>
-      </w:pPr>
-      <w:r>
-        <w:rPr>
-          <w:lang w:val="en-US"/>
+          <w:lang w:val="es-419"/>
+        </w:rPr>
+      </w:pPr>
+      <w:r>
+        <w:rPr>
+          <w:lang w:val="es-419"/>
         </w:rPr>
         <w:lastRenderedPageBreak/>
         <w:t xml:space="preserve">Marco </w:t>
@@ -589,14 +602,14 @@
       <w:proofErr w:type="spellStart"/>
       <w:r>
         <w:rPr>
-          <w:lang w:val="en-US"/>
+          <w:lang w:val="es-419"/>
         </w:rPr>
         <w:t>teorico</w:t>
       </w:r>
       <w:proofErr w:type="spellEnd"/>
       <w:r>
         <w:rPr>
-          <w:lang w:val="en-US"/>
+          <w:lang w:val="es-419"/>
         </w:rPr>
         <w:t xml:space="preserve"> y legal</w:t>
       </w:r>
@@ -605,109 +618,91 @@
       <w:pPr>
         <w:pStyle w:val="Ttulo1"/>
         <w:rPr>
-          <w:lang w:val="en-US"/>
-        </w:rPr>
-      </w:pPr>
-      <w:proofErr w:type="spellStart"/>
-      <w:r>
-        <w:rPr>
-          <w:lang w:val="en-US"/>
+          <w:lang w:val="es-419"/>
+        </w:rPr>
+      </w:pPr>
+      <w:r>
+        <w:rPr>
+          <w:lang w:val="es-419"/>
         </w:rPr>
         <w:lastRenderedPageBreak/>
         <w:t>Metodología</w:t>
       </w:r>
-      <w:proofErr w:type="spellEnd"/>
     </w:p>
     <w:p>
       <w:pPr>
         <w:pStyle w:val="Ttulo1"/>
         <w:rPr>
-          <w:lang w:val="en-US"/>
-        </w:rPr>
-      </w:pPr>
-      <w:proofErr w:type="spellStart"/>
-      <w:r>
-        <w:rPr>
-          <w:lang w:val="en-US"/>
+          <w:lang w:val="es-419"/>
+        </w:rPr>
+      </w:pPr>
+      <w:r>
+        <w:rPr>
+          <w:lang w:val="es-419"/>
         </w:rPr>
         <w:lastRenderedPageBreak/>
         <w:t>Resultados</w:t>
       </w:r>
-      <w:proofErr w:type="spellEnd"/>
     </w:p>
     <w:p>
       <w:pPr>
         <w:pStyle w:val="Ttulo1"/>
         <w:rPr>
-          <w:lang w:val="en-US"/>
-        </w:rPr>
-      </w:pPr>
-      <w:proofErr w:type="spellStart"/>
-      <w:r>
-        <w:rPr>
-          <w:lang w:val="en-US"/>
+          <w:lang w:val="es-419"/>
+        </w:rPr>
+      </w:pPr>
+      <w:r>
+        <w:rPr>
+          <w:lang w:val="es-419"/>
         </w:rPr>
         <w:lastRenderedPageBreak/>
-        <w:t>Discusión</w:t>
-      </w:r>
-      <w:proofErr w:type="spellEnd"/>
-      <w:r>
-        <w:rPr>
-          <w:lang w:val="en-US"/>
-        </w:rPr>
-        <w:t xml:space="preserve"> </w:t>
+        <w:t xml:space="preserve">Discusión </w:t>
       </w:r>
     </w:p>
     <w:p>
       <w:pPr>
         <w:pStyle w:val="Ttulo1"/>
         <w:rPr>
-          <w:lang w:val="en-US"/>
-        </w:rPr>
-      </w:pPr>
-      <w:proofErr w:type="spellStart"/>
-      <w:r>
-        <w:rPr>
-          <w:lang w:val="en-US"/>
+          <w:lang w:val="es-419"/>
+        </w:rPr>
+      </w:pPr>
+      <w:r>
+        <w:rPr>
+          <w:lang w:val="es-419"/>
         </w:rPr>
         <w:lastRenderedPageBreak/>
         <w:t>Conclusiones</w:t>
       </w:r>
-      <w:proofErr w:type="spellEnd"/>
     </w:p>
     <w:p>
       <w:pPr>
         <w:pStyle w:val="Ttulo1"/>
         <w:rPr>
-          <w:lang w:val="en-US"/>
-        </w:rPr>
-      </w:pPr>
-      <w:proofErr w:type="spellStart"/>
-      <w:r>
-        <w:rPr>
-          <w:lang w:val="en-US"/>
+          <w:lang w:val="es-419"/>
+        </w:rPr>
+      </w:pPr>
+      <w:r>
+        <w:rPr>
+          <w:lang w:val="es-419"/>
         </w:rPr>
         <w:lastRenderedPageBreak/>
         <w:t>Recomendaciones</w:t>
       </w:r>
-      <w:proofErr w:type="spellEnd"/>
     </w:p>
     <w:p>
       <w:pPr>
         <w:pStyle w:val="Ttulo1"/>
         <w:rPr>
-          <w:lang w:val="en-US"/>
-        </w:rPr>
-      </w:pPr>
-      <w:proofErr w:type="spellStart"/>
-      <w:r>
-        <w:rPr>
-          <w:lang w:val="en-US"/>
+          <w:lang w:val="es-419"/>
+        </w:rPr>
+      </w:pPr>
+      <w:r>
+        <w:rPr>
+          <w:lang w:val="es-419"/>
         </w:rPr>
         <w:lastRenderedPageBreak/>
         <w:t>Limitaciones</w:t>
       </w:r>
-      <w:proofErr w:type="spellEnd"/>
     </w:p>
     <w:p>
       <w:pPr>
@@ -4230,15 +4225,6 @@
   </w:num>
   <w:num w:numId="25" w16cid:durableId="46998403">
     <w:abstractNumId w:val="12"/>
-    <w:lvlOverride w:ilvl="0"/>
-    <w:lvlOverride w:ilvl="1"/>
-    <w:lvlOverride w:ilvl="2"/>
-    <w:lvlOverride w:ilvl="3"/>
-    <w:lvlOverride w:ilvl="4"/>
-    <w:lvlOverride w:ilvl="5"/>
-    <w:lvlOverride w:ilvl="6"/>
-    <w:lvlOverride w:ilvl="7"/>
-    <w:lvlOverride w:ilvl="8"/>
   </w:num>
 </w:numbering>
 </file>
@@ -4731,6 +4717,7 @@
   <w:style w:type="character" w:default="1" w:styleId="Fuentedeprrafopredeter">
     <w:name w:val="Default Paragraph Font"/>
     <w:uiPriority w:val="1"/>
+    <w:semiHidden/>
     <w:unhideWhenUsed/>
   </w:style>
   <w:style w:type="table" w:default="1" w:styleId="Tablanormal">
